--- a/public/sample/contract-keyword-check.docx
+++ b/public/sample/contract-keyword-check.docx
@@ -24,7 +24,7 @@
     </w:p>
     <w:p>
       <w:r>
-        <w:t>Check Entity Name. Must Match “Pro-Bel Enterprises Limited”</w:t>
+        <w:t>Check Entity Name. Must Match “Summit Ridge Envelope LLC”</w:t>
       </w:r>
     </w:p>
     <w:p>
